--- a/files/sbory/medicinskie-trebovaniya-sbory.docx
+++ b/files/sbory/medicinskie-trebovaniya-sbory.docx
@@ -4,35 +4,7 @@
   <w:body>
     <w:p>
       <w:pPr>
-        <w:spacing w:after="0" w:before="0" w:line="300"/>
-        <w:jc w:val="center"/>
-      </w:pPr>
-      <w:r>
-        <w:rPr>
-          <w:rFonts w:ascii="Times New Roman" w:cs="Times New Roman" w:eastAsia="Times New Roman" w:hAnsi="Times New Roman"/>
-          <w:sz w:val="24"/>
-          <w:szCs w:val="24"/>
-        </w:rPr>
-        <w:t xml:space="preserve">МБОУ СШ № 2 г. Лысково</w:t>
-      </w:r>
-    </w:p>
-    <w:p>
-      <w:pPr>
-        <w:spacing w:after="240" w:before="0" w:line="300"/>
-        <w:jc w:val="center"/>
-      </w:pPr>
-      <w:r>
-        <w:rPr>
-          <w:rFonts w:ascii="Times New Roman" w:cs="Times New Roman" w:eastAsia="Times New Roman" w:hAnsi="Times New Roman"/>
-          <w:sz w:val="24"/>
-          <w:szCs w:val="24"/>
-        </w:rPr>
-        <w:t xml:space="preserve">Учебные (военно-полевые) сборы</w:t>
-      </w:r>
-    </w:p>
-    <w:p>
-      <w:pPr>
-        <w:spacing w:after="80" w:before="0" w:line="300"/>
+        <w:spacing w:after="40" w:before="0" w:line="264"/>
         <w:jc w:val="center"/>
       </w:pPr>
       <w:r>
@@ -40,15 +12,45 @@
           <w:rFonts w:ascii="Times New Roman" w:cs="Times New Roman" w:eastAsia="Times New Roman" w:hAnsi="Times New Roman"/>
           <w:b/>
           <w:bCs/>
-          <w:sz w:val="32"/>
-          <w:szCs w:val="32"/>
+          <w:sz w:val="26"/>
+          <w:szCs w:val="26"/>
+        </w:rPr>
+        <w:t xml:space="preserve">МБОУ СШ № 2 г. Лысково</w:t>
+      </w:r>
+    </w:p>
+    <w:p>
+      <w:pPr>
+        <w:spacing w:after="160" w:before="0" w:line="264"/>
+        <w:jc w:val="center"/>
+      </w:pPr>
+      <w:r>
+        <w:rPr>
+          <w:rFonts w:ascii="Times New Roman" w:cs="Times New Roman" w:eastAsia="Times New Roman" w:hAnsi="Times New Roman"/>
+          <w:sz w:val="24"/>
+          <w:szCs w:val="24"/>
+        </w:rPr>
+        <w:t xml:space="preserve">Учебные (военно-полевые) сборы</w:t>
+      </w:r>
+    </w:p>
+    <w:p>
+      <w:pPr>
+        <w:spacing w:after="40" w:before="0" w:line="264"/>
+        <w:jc w:val="center"/>
+      </w:pPr>
+      <w:r>
+        <w:rPr>
+          <w:rFonts w:ascii="Times New Roman" w:cs="Times New Roman" w:eastAsia="Times New Roman" w:hAnsi="Times New Roman"/>
+          <w:b/>
+          <w:bCs/>
+          <w:sz w:val="30"/>
+          <w:szCs w:val="30"/>
         </w:rPr>
         <w:t xml:space="preserve">МЕДИЦИНСКИЕ ТРЕБОВАНИЯ И ДОПУСК К СБОРАМ</w:t>
       </w:r>
     </w:p>
     <w:p>
       <w:pPr>
-        <w:spacing w:after="240" w:before="0" w:line="300"/>
+        <w:spacing w:after="80" w:before="0" w:line="264"/>
         <w:jc w:val="center"/>
       </w:pPr>
       <w:r>
@@ -58,6 +60,110 @@
           <w:szCs w:val="24"/>
         </w:rPr>
         <w:t xml:space="preserve">2026–2027 учебный год</w:t>
+      </w:r>
+    </w:p>
+    <w:p>
+      <w:pPr>
+        <w:spacing w:after="140" w:before="0" w:line="264"/>
+        <w:jc w:val="right"/>
+      </w:pPr>
+      <w:r>
+        <w:rPr>
+          <w:rFonts w:ascii="Times New Roman" w:cs="Times New Roman" w:eastAsia="Times New Roman" w:hAnsi="Times New Roman"/>
+          <w:i/>
+          <w:iCs/>
+          <w:sz w:val="22"/>
+          <w:szCs w:val="22"/>
+        </w:rPr>
+        <w:t xml:space="preserve">Составитель: Дёмин А. Ю., преподаватель-организатор ОБЗР</w:t>
+      </w:r>
+    </w:p>
+    <w:p>
+      <w:pPr>
+        <w:spacing w:after="100" w:before="0" w:line="264"/>
+        <w:jc w:val="both"/>
+      </w:pPr>
+      <w:r>
+        <w:rPr>
+          <w:rFonts w:ascii="Times New Roman" w:cs="Times New Roman" w:eastAsia="Times New Roman" w:hAnsi="Times New Roman"/>
+          <w:b/>
+          <w:bCs/>
+          <w:sz w:val="22"/>
+          <w:szCs w:val="22"/>
+        </w:rPr>
+        <w:t xml:space="preserve">Важно. </w:t>
+      </w:r>
+      <w:r>
+        <w:rPr>
+          <w:rFonts w:ascii="Times New Roman" w:cs="Times New Roman" w:eastAsia="Times New Roman" w:hAnsi="Times New Roman"/>
+          <w:sz w:val="22"/>
+          <w:szCs w:val="22"/>
+        </w:rPr>
+        <w:t xml:space="preserve">Документ носит справочный характер и не заменяет заключение врача. Решение о допуске к физическим нагрузкам и практическим занятиям принимает врач медицинской организации. При любых сомнениях обращайтесь к педиатру или врачу-специалисту.</w:t>
+      </w:r>
+    </w:p>
+    <w:p>
+      <w:pPr>
+        <w:keepNext/>
+        <w:spacing w:after="120" w:before="240"/>
+        <w:jc w:val="center"/>
+      </w:pPr>
+      <w:r>
+        <w:rPr>
+          <w:rFonts w:ascii="Times New Roman" w:cs="Times New Roman" w:eastAsia="Times New Roman" w:hAnsi="Times New Roman"/>
+          <w:b/>
+          <w:bCs/>
+          <w:sz w:val="26"/>
+          <w:szCs w:val="26"/>
+        </w:rPr>
+        <w:t xml:space="preserve">1. Кто допускается к сборам</w:t>
+      </w:r>
+    </w:p>
+    <w:p>
+      <w:pPr>
+        <w:spacing w:after="100" w:before="0" w:line="264"/>
+        <w:ind w:firstLine="567"/>
+        <w:jc w:val="both"/>
+      </w:pPr>
+      <w:r>
+        <w:rPr>
+          <w:rFonts w:ascii="Times New Roman" w:cs="Times New Roman" w:eastAsia="Times New Roman" w:hAnsi="Times New Roman"/>
+          <w:sz w:val="24"/>
+          <w:szCs w:val="24"/>
+        </w:rPr>
+        <w:t xml:space="preserve">К учебным (военно-полевым) сборам допускаются обучающиеся, у которых нет медицинских противопоказаний к физическим нагрузкам и пребыванию на открытом воздухе. По Инструкции об организации обучения граждан начальным знаниям в области обороны и подготовки по основам военной службы (приказ № 96/134, п. 33) от сборов освобождаются только обучающиеся, имеющие противопоказания по состоянию здоровья.</w:t>
+      </w:r>
+    </w:p>
+    <w:p>
+      <w:pPr>
+        <w:spacing w:after="100" w:before="0" w:line="264"/>
+        <w:ind w:firstLine="567"/>
+        <w:jc w:val="both"/>
+      </w:pPr>
+      <w:r>
+        <w:rPr>
+          <w:rFonts w:ascii="Times New Roman" w:cs="Times New Roman" w:eastAsia="Times New Roman" w:hAnsi="Times New Roman"/>
+          <w:sz w:val="24"/>
+          <w:szCs w:val="24"/>
+        </w:rPr>
+        <w:t xml:space="preserve">Для освобождённых по здоровью оформляется отдельное решение директора: они изучают теоретическую часть и сдают зачёты без практических занятий. Участие девушек добровольное: оно возможно по заявлению родителей и при наличии медицинского допуска.</w:t>
+      </w:r>
+    </w:p>
+    <w:p>
+      <w:pPr>
+        <w:keepNext/>
+        <w:spacing w:after="120" w:before="240"/>
+        <w:jc w:val="center"/>
+      </w:pPr>
+      <w:r>
+        <w:rPr>
+          <w:rFonts w:ascii="Times New Roman" w:cs="Times New Roman" w:eastAsia="Times New Roman" w:hAnsi="Times New Roman"/>
+          <w:b/>
+          <w:bCs/>
+          <w:sz w:val="26"/>
+          <w:szCs w:val="26"/>
+        </w:rPr>
+        <w:t xml:space="preserve">2. Документы</w:t>
       </w:r>
     </w:p>
     <w:tbl>
@@ -73,132 +179,8 @@
         </w:tblBorders>
       </w:tblPr>
       <w:tblGrid>
-        <w:gridCol w:w="9638"/>
-      </w:tblGrid>
-      <w:tr>
-        <w:tc>
-          <w:tcPr>
-            <w:tcW w:type="dxa" w:w="9638"/>
-            <w:tcBorders>
-              <w:top w:val="single" w:color="E0A040" w:sz="6"/>
-              <w:left w:val="single" w:color="E0A040" w:sz="6"/>
-              <w:bottom w:val="single" w:color="E0A040" w:sz="6"/>
-              <w:right w:val="single" w:color="E0A040" w:sz="6"/>
-            </w:tcBorders>
-            <w:shd w:fill="FFF6E5" w:color="auto" w:val="clear"/>
-            <w:tcMar>
-              <w:top w:type="dxa" w:w="90"/>
-              <w:left w:type="dxa" w:w="140"/>
-              <w:bottom w:type="dxa" w:w="90"/>
-              <w:right w:type="dxa" w:w="140"/>
-            </w:tcMar>
-          </w:tcPr>
-          <w:p>
-            <w:pPr>
-              <w:spacing w:line="276"/>
-              <w:jc w:val="both"/>
-            </w:pPr>
-            <w:r>
-              <w:rPr>
-                <w:rFonts w:ascii="Times New Roman" w:cs="Times New Roman" w:eastAsia="Times New Roman" w:hAnsi="Times New Roman"/>
-                <w:sz w:val="22"/>
-                <w:szCs w:val="22"/>
-              </w:rPr>
-              <w:t xml:space="preserve">Документ носит справочный характер и </w:t>
-            </w:r>
-            <w:r>
-              <w:rPr>
-                <w:rFonts w:ascii="Times New Roman" w:cs="Times New Roman" w:eastAsia="Times New Roman" w:hAnsi="Times New Roman"/>
-                <w:b/>
-                <w:bCs/>
-                <w:sz w:val="22"/>
-                <w:szCs w:val="22"/>
-              </w:rPr>
-              <w:t xml:space="preserve">не заменяет заключение врача</w:t>
-            </w:r>
-            <w:r>
-              <w:rPr>
-                <w:rFonts w:ascii="Times New Roman" w:cs="Times New Roman" w:eastAsia="Times New Roman" w:hAnsi="Times New Roman"/>
-                <w:sz w:val="22"/>
-                <w:szCs w:val="22"/>
-              </w:rPr>
-              <w:t xml:space="preserve">. Решение о допуске к физическим нагрузкам и практическим занятиям принимает врач медицинской организации. При любых сомнениях обращайтесь к педиатру или врачу-специалисту.</w:t>
-            </w:r>
-          </w:p>
-        </w:tc>
-      </w:tr>
-    </w:tbl>
-    <w:p>
-      <w:pPr>
-        <w:spacing w:after="120"/>
-      </w:pPr>
-    </w:p>
-    <w:p>
-      <w:pPr>
-        <w:pStyle w:val="Heading2"/>
-        <w:keepNext/>
-        <w:spacing w:after="100" w:before="200"/>
-        <w:jc w:val="left"/>
-      </w:pPr>
-      <w:r>
-        <w:rPr>
-          <w:rFonts w:ascii="Times New Roman" w:cs="Times New Roman" w:eastAsia="Times New Roman" w:hAnsi="Times New Roman"/>
-          <w:b/>
-          <w:bCs/>
-          <w:sz w:val="26"/>
-          <w:szCs w:val="26"/>
-        </w:rPr>
-        <w:t xml:space="preserve">1. Кто допускается к сборам</w:t>
-      </w:r>
-    </w:p>
-    <w:p>
-      <w:pPr>
-        <w:spacing w:after="100" w:before="0" w:line="300"/>
-        <w:ind w:left="0" w:firstLine="567"/>
-        <w:jc w:val="both"/>
-      </w:pPr>
-      <w:r>
-        <w:rPr>
-          <w:rFonts w:ascii="Times New Roman" w:cs="Times New Roman" w:eastAsia="Times New Roman" w:hAnsi="Times New Roman"/>
-          <w:sz w:val="24"/>
-          <w:szCs w:val="24"/>
-        </w:rPr>
-        <w:t xml:space="preserve">К военно-полевым сборам допускаются обучающиеся, у которых нет медицинских противопоказаний к физическим нагрузкам и пребыванию на открытом воздухе. Обучающиеся, освобождённые по состоянию здоровья от занятий по ОБЗР, от сборов освобождаются; для них оформляются отдельное решение и порядок прохождения теоретических занятий и зачётов без практики.</w:t>
-      </w:r>
-    </w:p>
-    <w:p>
-      <w:pPr>
-        <w:pStyle w:val="Heading2"/>
-        <w:keepNext/>
-        <w:spacing w:after="100" w:before="200"/>
-        <w:jc w:val="left"/>
-      </w:pPr>
-      <w:r>
-        <w:rPr>
-          <w:rFonts w:ascii="Times New Roman" w:cs="Times New Roman" w:eastAsia="Times New Roman" w:hAnsi="Times New Roman"/>
-          <w:b/>
-          <w:bCs/>
-          <w:sz w:val="26"/>
-          <w:szCs w:val="26"/>
-        </w:rPr>
-        <w:t xml:space="preserve">2. Документы</w:t>
-      </w:r>
-    </w:p>
-    <w:tbl>
-      <w:tblPr>
-        <w:tblW w:type="dxa" w:w="9638"/>
-        <w:tblBorders>
-          <w:top w:val="single" w:color="auto" w:sz="4"/>
-          <w:left w:val="single" w:color="auto" w:sz="4"/>
-          <w:bottom w:val="single" w:color="auto" w:sz="4"/>
-          <w:right w:val="single" w:color="auto" w:sz="4"/>
-          <w:insideH w:val="single" w:color="auto" w:sz="4"/>
-          <w:insideV w:val="single" w:color="auto" w:sz="4"/>
-        </w:tblBorders>
-      </w:tblPr>
-      <w:tblGrid>
-        <w:gridCol w:w="3000"/>
-        <w:gridCol w:w="6638"/>
+        <w:gridCol w:w="2900"/>
+        <w:gridCol w:w="6738"/>
       </w:tblGrid>
       <w:tr>
         <w:trPr>
@@ -207,7 +189,7 @@
         </w:trPr>
         <w:tc>
           <w:tcPr>
-            <w:tcW w:type="dxa" w:w="3000"/>
+            <w:tcW w:type="dxa" w:w="2900"/>
             <w:tcBorders>
               <w:top w:val="single" w:color="808080" w:sz="4"/>
               <w:left w:val="single" w:color="808080" w:sz="4"/>
@@ -221,20 +203,21 @@
               <w:bottom w:type="dxa" w:w="50"/>
               <w:right w:type="dxa" w:w="90"/>
             </w:tcMar>
-            <w:vAlign w:val="center"/>
+            <w:vAlign w:val="top"/>
           </w:tcPr>
           <w:p>
             <w:pPr>
-              <w:spacing w:after="20" w:line="252"/>
-              <w:jc w:val="center"/>
+              <w:keepNext/>
+              <w:spacing w:after="30" w:line="240"/>
+              <w:jc w:val="left"/>
             </w:pPr>
             <w:r>
               <w:rPr>
                 <w:rFonts w:ascii="Times New Roman" w:cs="Times New Roman" w:eastAsia="Times New Roman" w:hAnsi="Times New Roman"/>
                 <w:b/>
                 <w:bCs/>
-                <w:sz w:val="21"/>
-                <w:szCs w:val="21"/>
+                <w:sz w:val="20"/>
+                <w:szCs w:val="20"/>
               </w:rPr>
               <w:t xml:space="preserve">Документ</w:t>
             </w:r>
@@ -242,7 +225,7 @@
         </w:tc>
         <w:tc>
           <w:tcPr>
-            <w:tcW w:type="dxa" w:w="6638"/>
+            <w:tcW w:type="dxa" w:w="6738"/>
             <w:tcBorders>
               <w:top w:val="single" w:color="808080" w:sz="4"/>
               <w:left w:val="single" w:color="808080" w:sz="4"/>
@@ -256,20 +239,21 @@
               <w:bottom w:type="dxa" w:w="50"/>
               <w:right w:type="dxa" w:w="90"/>
             </w:tcMar>
-            <w:vAlign w:val="center"/>
+            <w:vAlign w:val="top"/>
           </w:tcPr>
           <w:p>
             <w:pPr>
-              <w:spacing w:after="20" w:line="252"/>
-              <w:jc w:val="center"/>
+              <w:keepNext/>
+              <w:spacing w:after="30" w:line="240"/>
+              <w:jc w:val="left"/>
             </w:pPr>
             <w:r>
               <w:rPr>
                 <w:rFonts w:ascii="Times New Roman" w:cs="Times New Roman" w:eastAsia="Times New Roman" w:hAnsi="Times New Roman"/>
                 <w:b/>
                 <w:bCs/>
-                <w:sz w:val="21"/>
-                <w:szCs w:val="21"/>
+                <w:sz w:val="20"/>
+                <w:szCs w:val="20"/>
               </w:rPr>
               <w:t xml:space="preserve">Требования</w:t>
             </w:r>
@@ -282,7 +266,7 @@
         </w:trPr>
         <w:tc>
           <w:tcPr>
-            <w:tcW w:type="dxa" w:w="3000"/>
+            <w:tcW w:type="dxa" w:w="2900"/>
             <w:tcBorders>
               <w:top w:val="single" w:color="808080" w:sz="4"/>
               <w:left w:val="single" w:color="808080" w:sz="4"/>
@@ -295,26 +279,28 @@
               <w:bottom w:type="dxa" w:w="50"/>
               <w:right w:type="dxa" w:w="90"/>
             </w:tcMar>
-            <w:vAlign w:val="center"/>
+            <w:vAlign w:val="top"/>
           </w:tcPr>
           <w:p>
             <w:pPr>
-              <w:spacing w:after="20" w:line="252"/>
+              <w:spacing w:after="30" w:line="240"/>
               <w:jc w:val="left"/>
             </w:pPr>
             <w:r>
               <w:rPr>
                 <w:rFonts w:ascii="Times New Roman" w:cs="Times New Roman" w:eastAsia="Times New Roman" w:hAnsi="Times New Roman"/>
-                <w:sz w:val="21"/>
-                <w:szCs w:val="21"/>
+                <w:b/>
+                <w:bCs/>
+                <w:sz w:val="20"/>
+                <w:szCs w:val="20"/>
               </w:rPr>
-              <w:t xml:space="preserve">Медицинская справка (форма № 086-У)</w:t>
+              <w:t xml:space="preserve">Полис ОМС</w:t>
             </w:r>
           </w:p>
         </w:tc>
         <w:tc>
           <w:tcPr>
-            <w:tcW w:type="dxa" w:w="6638"/>
+            <w:tcW w:type="dxa" w:w="6738"/>
             <w:tcBorders>
               <w:top w:val="single" w:color="808080" w:sz="4"/>
               <w:left w:val="single" w:color="808080" w:sz="4"/>
@@ -327,20 +313,22 @@
               <w:bottom w:type="dxa" w:w="50"/>
               <w:right w:type="dxa" w:w="90"/>
             </w:tcMar>
-            <w:vAlign w:val="center"/>
+            <w:vAlign w:val="top"/>
           </w:tcPr>
           <w:p>
             <w:pPr>
-              <w:spacing w:after="20" w:line="252"/>
+              <w:spacing w:after="30" w:line="240"/>
               <w:jc w:val="left"/>
             </w:pPr>
             <w:r>
               <w:rPr>
                 <w:rFonts w:ascii="Times New Roman" w:cs="Times New Roman" w:eastAsia="Times New Roman" w:hAnsi="Times New Roman"/>
-                <w:sz w:val="21"/>
-                <w:szCs w:val="21"/>
+                <w:b w:val="false"/>
+                <w:bCs w:val="false"/>
+                <w:sz w:val="20"/>
+                <w:szCs w:val="20"/>
               </w:rPr>
-              <w:t xml:space="preserve">выдаётся поликлиникой по месту жительства; содержит заключение об отсутствии противопоказаний к физическим нагрузкам и пребыванию на сборах; срок давности — не более одного месяца до начала сборов (рекомендация школы)</w:t>
+              <w:t xml:space="preserve">оригинал или копия; обязателен для оказания медицинской помощи в период сборов</w:t>
             </w:r>
           </w:p>
         </w:tc>
@@ -351,7 +339,7 @@
         </w:trPr>
         <w:tc>
           <w:tcPr>
-            <w:tcW w:type="dxa" w:w="3000"/>
+            <w:tcW w:type="dxa" w:w="2900"/>
             <w:tcBorders>
               <w:top w:val="single" w:color="808080" w:sz="4"/>
               <w:left w:val="single" w:color="808080" w:sz="4"/>
@@ -364,26 +352,28 @@
               <w:bottom w:type="dxa" w:w="50"/>
               <w:right w:type="dxa" w:w="90"/>
             </w:tcMar>
-            <w:vAlign w:val="center"/>
+            <w:vAlign w:val="top"/>
           </w:tcPr>
           <w:p>
             <w:pPr>
-              <w:spacing w:after="20" w:line="252"/>
+              <w:spacing w:after="30" w:line="240"/>
               <w:jc w:val="left"/>
             </w:pPr>
             <w:r>
               <w:rPr>
                 <w:rFonts w:ascii="Times New Roman" w:cs="Times New Roman" w:eastAsia="Times New Roman" w:hAnsi="Times New Roman"/>
-                <w:sz w:val="21"/>
-                <w:szCs w:val="21"/>
+                <w:b/>
+                <w:bCs/>
+                <w:sz w:val="20"/>
+                <w:szCs w:val="20"/>
               </w:rPr>
-              <w:t xml:space="preserve">Согласие родителей</w:t>
+              <w:t xml:space="preserve">Медицинская справка (форма № 086-У)</w:t>
             </w:r>
           </w:p>
         </w:tc>
         <w:tc>
           <w:tcPr>
-            <w:tcW w:type="dxa" w:w="6638"/>
+            <w:tcW w:type="dxa" w:w="6738"/>
             <w:tcBorders>
               <w:top w:val="single" w:color="808080" w:sz="4"/>
               <w:left w:val="single" w:color="808080" w:sz="4"/>
@@ -396,18 +386,93 @@
               <w:bottom w:type="dxa" w:w="50"/>
               <w:right w:type="dxa" w:w="90"/>
             </w:tcMar>
-            <w:vAlign w:val="center"/>
+            <w:vAlign w:val="top"/>
           </w:tcPr>
           <w:p>
             <w:pPr>
-              <w:spacing w:after="20" w:line="252"/>
+              <w:spacing w:after="30" w:line="240"/>
               <w:jc w:val="left"/>
             </w:pPr>
             <w:r>
               <w:rPr>
                 <w:rFonts w:ascii="Times New Roman" w:cs="Times New Roman" w:eastAsia="Times New Roman" w:hAnsi="Times New Roman"/>
-                <w:sz w:val="21"/>
-                <w:szCs w:val="21"/>
+                <w:b w:val="false"/>
+                <w:bCs w:val="false"/>
+                <w:sz w:val="20"/>
+                <w:szCs w:val="20"/>
+              </w:rPr>
+              <w:t xml:space="preserve">выдаётся поликлиникой по месту жительства; содержит заключение об отсутствии противопоказаний к физическим нагрузкам и пребыванию на сборах. Требование школы (в Инструкции форма справки не установлена); срок давности — не более одного месяца до начала сборов (рекомендация школы)</w:t>
+            </w:r>
+          </w:p>
+        </w:tc>
+      </w:tr>
+      <w:tr>
+        <w:trPr>
+          <w:cantSplit/>
+        </w:trPr>
+        <w:tc>
+          <w:tcPr>
+            <w:tcW w:type="dxa" w:w="2900"/>
+            <w:tcBorders>
+              <w:top w:val="single" w:color="808080" w:sz="4"/>
+              <w:left w:val="single" w:color="808080" w:sz="4"/>
+              <w:bottom w:val="single" w:color="808080" w:sz="4"/>
+              <w:right w:val="single" w:color="808080" w:sz="4"/>
+            </w:tcBorders>
+            <w:tcMar>
+              <w:top w:type="dxa" w:w="50"/>
+              <w:left w:type="dxa" w:w="90"/>
+              <w:bottom w:type="dxa" w:w="50"/>
+              <w:right w:type="dxa" w:w="90"/>
+            </w:tcMar>
+            <w:vAlign w:val="top"/>
+          </w:tcPr>
+          <w:p>
+            <w:pPr>
+              <w:spacing w:after="30" w:line="240"/>
+              <w:jc w:val="left"/>
+            </w:pPr>
+            <w:r>
+              <w:rPr>
+                <w:rFonts w:ascii="Times New Roman" w:cs="Times New Roman" w:eastAsia="Times New Roman" w:hAnsi="Times New Roman"/>
+                <w:b/>
+                <w:bCs/>
+                <w:sz w:val="20"/>
+                <w:szCs w:val="20"/>
+              </w:rPr>
+              <w:t xml:space="preserve">Согласие родителей</w:t>
+            </w:r>
+          </w:p>
+        </w:tc>
+        <w:tc>
+          <w:tcPr>
+            <w:tcW w:type="dxa" w:w="6738"/>
+            <w:tcBorders>
+              <w:top w:val="single" w:color="808080" w:sz="4"/>
+              <w:left w:val="single" w:color="808080" w:sz="4"/>
+              <w:bottom w:val="single" w:color="808080" w:sz="4"/>
+              <w:right w:val="single" w:color="808080" w:sz="4"/>
+            </w:tcBorders>
+            <w:tcMar>
+              <w:top w:type="dxa" w:w="50"/>
+              <w:left w:type="dxa" w:w="90"/>
+              <w:bottom w:type="dxa" w:w="50"/>
+              <w:right w:type="dxa" w:w="90"/>
+            </w:tcMar>
+            <w:vAlign w:val="top"/>
+          </w:tcPr>
+          <w:p>
+            <w:pPr>
+              <w:spacing w:after="30" w:line="240"/>
+              <w:jc w:val="left"/>
+            </w:pPr>
+            <w:r>
+              <w:rPr>
+                <w:rFonts w:ascii="Times New Roman" w:cs="Times New Roman" w:eastAsia="Times New Roman" w:hAnsi="Times New Roman"/>
+                <w:b w:val="false"/>
+                <w:bCs w:val="false"/>
+                <w:sz w:val="20"/>
+                <w:szCs w:val="20"/>
               </w:rPr>
               <w:t xml:space="preserve">письменное согласие на участие, выезд и оказание первой помощи, подписанное родителем или законным представителем</w:t>
             </w:r>
@@ -420,7 +485,7 @@
         </w:trPr>
         <w:tc>
           <w:tcPr>
-            <w:tcW w:type="dxa" w:w="3000"/>
+            <w:tcW w:type="dxa" w:w="2900"/>
             <w:tcBorders>
               <w:top w:val="single" w:color="808080" w:sz="4"/>
               <w:left w:val="single" w:color="808080" w:sz="4"/>
@@ -433,18 +498,20 @@
               <w:bottom w:type="dxa" w:w="50"/>
               <w:right w:type="dxa" w:w="90"/>
             </w:tcMar>
-            <w:vAlign w:val="center"/>
+            <w:vAlign w:val="top"/>
           </w:tcPr>
           <w:p>
             <w:pPr>
-              <w:spacing w:after="20" w:line="252"/>
+              <w:spacing w:after="30" w:line="240"/>
               <w:jc w:val="left"/>
             </w:pPr>
             <w:r>
               <w:rPr>
                 <w:rFonts w:ascii="Times New Roman" w:cs="Times New Roman" w:eastAsia="Times New Roman" w:hAnsi="Times New Roman"/>
-                <w:sz w:val="21"/>
-                <w:szCs w:val="21"/>
+                <w:b/>
+                <w:bCs/>
+                <w:sz w:val="20"/>
+                <w:szCs w:val="20"/>
               </w:rPr>
               <w:t xml:space="preserve">Информация о здоровье</w:t>
             </w:r>
@@ -452,7 +519,7 @@
         </w:tc>
         <w:tc>
           <w:tcPr>
-            <w:tcW w:type="dxa" w:w="6638"/>
+            <w:tcW w:type="dxa" w:w="6738"/>
             <w:tcBorders>
               <w:top w:val="single" w:color="808080" w:sz="4"/>
               <w:left w:val="single" w:color="808080" w:sz="4"/>
@@ -465,18 +532,20 @@
               <w:bottom w:type="dxa" w:w="50"/>
               <w:right w:type="dxa" w:w="90"/>
             </w:tcMar>
-            <w:vAlign w:val="center"/>
+            <w:vAlign w:val="top"/>
           </w:tcPr>
           <w:p>
             <w:pPr>
-              <w:spacing w:after="20" w:line="252"/>
+              <w:spacing w:after="30" w:line="240"/>
               <w:jc w:val="left"/>
             </w:pPr>
             <w:r>
               <w:rPr>
                 <w:rFonts w:ascii="Times New Roman" w:cs="Times New Roman" w:eastAsia="Times New Roman" w:hAnsi="Times New Roman"/>
-                <w:sz w:val="21"/>
-                <w:szCs w:val="21"/>
+                <w:b w:val="false"/>
+                <w:bCs w:val="false"/>
+                <w:sz w:val="20"/>
+                <w:szCs w:val="20"/>
               </w:rPr>
               <w:t xml:space="preserve">сообщение руководителю и медработнику о хронических заболеваниях, аллергиях, регулярно принимаемых лекарствах (в закрытом конверте)</w:t>
             </w:r>
@@ -489,7 +558,7 @@
         </w:trPr>
         <w:tc>
           <w:tcPr>
-            <w:tcW w:type="dxa" w:w="3000"/>
+            <w:tcW w:type="dxa" w:w="2900"/>
             <w:tcBorders>
               <w:top w:val="single" w:color="808080" w:sz="4"/>
               <w:left w:val="single" w:color="808080" w:sz="4"/>
@@ -502,18 +571,20 @@
               <w:bottom w:type="dxa" w:w="50"/>
               <w:right w:type="dxa" w:w="90"/>
             </w:tcMar>
-            <w:vAlign w:val="center"/>
+            <w:vAlign w:val="top"/>
           </w:tcPr>
           <w:p>
             <w:pPr>
-              <w:spacing w:after="20" w:line="252"/>
+              <w:spacing w:after="30" w:line="240"/>
               <w:jc w:val="left"/>
             </w:pPr>
             <w:r>
               <w:rPr>
                 <w:rFonts w:ascii="Times New Roman" w:cs="Times New Roman" w:eastAsia="Times New Roman" w:hAnsi="Times New Roman"/>
-                <w:sz w:val="21"/>
-                <w:szCs w:val="21"/>
+                <w:b/>
+                <w:bCs/>
+                <w:sz w:val="20"/>
+                <w:szCs w:val="20"/>
               </w:rPr>
               <w:t xml:space="preserve">Заявление об освобождении (при необходимости)</w:t>
             </w:r>
@@ -521,7 +592,7 @@
         </w:tc>
         <w:tc>
           <w:tcPr>
-            <w:tcW w:type="dxa" w:w="6638"/>
+            <w:tcW w:type="dxa" w:w="6738"/>
             <w:tcBorders>
               <w:top w:val="single" w:color="808080" w:sz="4"/>
               <w:left w:val="single" w:color="808080" w:sz="4"/>
@@ -534,18 +605,20 @@
               <w:bottom w:type="dxa" w:w="50"/>
               <w:right w:type="dxa" w:w="90"/>
             </w:tcMar>
-            <w:vAlign w:val="center"/>
+            <w:vAlign w:val="top"/>
           </w:tcPr>
           <w:p>
             <w:pPr>
-              <w:spacing w:after="20" w:line="252"/>
+              <w:spacing w:after="30" w:line="240"/>
               <w:jc w:val="left"/>
             </w:pPr>
             <w:r>
               <w:rPr>
                 <w:rFonts w:ascii="Times New Roman" w:cs="Times New Roman" w:eastAsia="Times New Roman" w:hAnsi="Times New Roman"/>
-                <w:sz w:val="21"/>
-                <w:szCs w:val="21"/>
+                <w:b w:val="false"/>
+                <w:bCs w:val="false"/>
+                <w:sz w:val="20"/>
+                <w:szCs w:val="20"/>
               </w:rPr>
               <w:t xml:space="preserve">мотивированное заявление родителей на имя директора до начала сборов с приложением заключения врача</w:t>
             </w:r>
@@ -555,15 +628,9 @@
     </w:tbl>
     <w:p>
       <w:pPr>
-        <w:spacing w:after="100"/>
-      </w:pPr>
-    </w:p>
-    <w:p>
-      <w:pPr>
-        <w:pStyle w:val="Heading2"/>
         <w:keepNext/>
-        <w:spacing w:after="100" w:before="200"/>
-        <w:jc w:val="left"/>
+        <w:spacing w:after="120" w:before="240"/>
+        <w:jc w:val="center"/>
       </w:pPr>
       <w:r>
         <w:rPr>
@@ -578,8 +645,8 @@
     </w:p>
     <w:p>
       <w:pPr>
-        <w:spacing w:after="100" w:before="0" w:line="300"/>
-        <w:ind w:left="0" w:firstLine="567"/>
+        <w:spacing w:after="100" w:before="0" w:line="264"/>
+        <w:ind w:firstLine="567"/>
         <w:jc w:val="both"/>
       </w:pPr>
       <w:r>
@@ -598,7 +665,7 @@
           <w:ilvl w:val="0"/>
           <w:numId w:val="2"/>
         </w:numPr>
-        <w:spacing w:after="60" w:line="288"/>
+        <w:spacing w:after="60" w:line="258"/>
         <w:jc w:val="both"/>
       </w:pPr>
       <w:r>
@@ -617,7 +684,7 @@
           <w:ilvl w:val="0"/>
           <w:numId w:val="2"/>
         </w:numPr>
-        <w:spacing w:after="60" w:line="288"/>
+        <w:spacing w:after="60" w:line="258"/>
         <w:jc w:val="both"/>
       </w:pPr>
       <w:r>
@@ -636,7 +703,7 @@
           <w:ilvl w:val="0"/>
           <w:numId w:val="2"/>
         </w:numPr>
-        <w:spacing w:after="60" w:line="288"/>
+        <w:spacing w:after="60" w:line="258"/>
         <w:jc w:val="both"/>
       </w:pPr>
       <w:r>
@@ -655,7 +722,7 @@
           <w:ilvl w:val="0"/>
           <w:numId w:val="2"/>
         </w:numPr>
-        <w:spacing w:after="60" w:line="288"/>
+        <w:spacing w:after="60" w:line="258"/>
         <w:jc w:val="both"/>
       </w:pPr>
       <w:r>
@@ -674,7 +741,7 @@
           <w:ilvl w:val="0"/>
           <w:numId w:val="2"/>
         </w:numPr>
-        <w:spacing w:after="60" w:line="288"/>
+        <w:spacing w:after="60" w:line="258"/>
         <w:jc w:val="both"/>
       </w:pPr>
       <w:r>
@@ -693,7 +760,7 @@
           <w:ilvl w:val="0"/>
           <w:numId w:val="2"/>
         </w:numPr>
-        <w:spacing w:after="60" w:line="288"/>
+        <w:spacing w:after="60" w:line="258"/>
         <w:jc w:val="both"/>
       </w:pPr>
       <w:r>
@@ -707,8 +774,8 @@
     </w:p>
     <w:p>
       <w:pPr>
-        <w:spacing w:after="100" w:before="0" w:line="300"/>
-        <w:ind w:left="0" w:firstLine="567"/>
+        <w:spacing w:after="100" w:before="60" w:line="264"/>
+        <w:ind w:firstLine="567"/>
         <w:jc w:val="both"/>
       </w:pPr>
       <w:r>
@@ -722,10 +789,9 @@
     </w:p>
     <w:p>
       <w:pPr>
-        <w:pStyle w:val="Heading2"/>
         <w:keepNext/>
-        <w:spacing w:after="100" w:before="200"/>
-        <w:jc w:val="left"/>
+        <w:spacing w:after="120" w:before="240"/>
+        <w:jc w:val="center"/>
       </w:pPr>
       <w:r>
         <w:rPr>
@@ -745,7 +811,7 @@
           <w:ilvl w:val="0"/>
           <w:numId w:val="2"/>
         </w:numPr>
-        <w:spacing w:after="60" w:line="288"/>
+        <w:spacing w:after="60" w:line="258"/>
         <w:jc w:val="both"/>
       </w:pPr>
       <w:r>
@@ -764,7 +830,7 @@
           <w:ilvl w:val="0"/>
           <w:numId w:val="2"/>
         </w:numPr>
-        <w:spacing w:after="60" w:line="288"/>
+        <w:spacing w:after="60" w:line="258"/>
         <w:jc w:val="both"/>
       </w:pPr>
       <w:r>
@@ -783,7 +849,7 @@
           <w:ilvl w:val="0"/>
           <w:numId w:val="2"/>
         </w:numPr>
-        <w:spacing w:after="60" w:line="288"/>
+        <w:spacing w:after="60" w:line="258"/>
         <w:jc w:val="both"/>
       </w:pPr>
       <w:r>
@@ -802,7 +868,7 @@
           <w:ilvl w:val="0"/>
           <w:numId w:val="2"/>
         </w:numPr>
-        <w:spacing w:after="60" w:line="288"/>
+        <w:spacing w:after="60" w:line="258"/>
         <w:jc w:val="both"/>
       </w:pPr>
       <w:r>
@@ -816,10 +882,9 @@
     </w:p>
     <w:p>
       <w:pPr>
-        <w:pStyle w:val="Heading2"/>
         <w:keepNext/>
-        <w:spacing w:after="100" w:before="200"/>
-        <w:jc w:val="left"/>
+        <w:spacing w:after="120" w:before="240"/>
+        <w:jc w:val="center"/>
       </w:pPr>
       <w:r>
         <w:rPr>
@@ -834,86 +899,65 @@
     </w:p>
     <w:p>
       <w:pPr>
-        <w:pStyle w:val="ListParagraph"/>
-        <w:numPr>
-          <w:ilvl w:val="0"/>
-          <w:numId w:val="3"/>
-        </w:numPr>
-        <w:spacing w:after="60" w:line="288"/>
-        <w:jc w:val="both"/>
-      </w:pPr>
-      <w:r>
-        <w:rPr>
-          <w:rFonts w:ascii="Times New Roman" w:cs="Times New Roman" w:eastAsia="Times New Roman" w:hAnsi="Times New Roman"/>
-          <w:sz w:val="24"/>
-          <w:szCs w:val="24"/>
-        </w:rPr>
-        <w:t xml:space="preserve">Родители проходят с ребёнком осмотр в поликлинике и получают справку формы 086-У.</w:t>
-      </w:r>
-    </w:p>
-    <w:p>
-      <w:pPr>
-        <w:pStyle w:val="ListParagraph"/>
-        <w:numPr>
-          <w:ilvl w:val="0"/>
-          <w:numId w:val="3"/>
-        </w:numPr>
-        <w:spacing w:after="60" w:line="288"/>
-        <w:jc w:val="both"/>
-      </w:pPr>
-      <w:r>
-        <w:rPr>
-          <w:rFonts w:ascii="Times New Roman" w:cs="Times New Roman" w:eastAsia="Times New Roman" w:hAnsi="Times New Roman"/>
-          <w:sz w:val="24"/>
-          <w:szCs w:val="24"/>
-        </w:rPr>
-        <w:t xml:space="preserve">До установленной даты передают справку, согласие и сведения о здоровье руководителю сборов.</w:t>
-      </w:r>
-    </w:p>
-    <w:p>
-      <w:pPr>
-        <w:pStyle w:val="ListParagraph"/>
-        <w:numPr>
-          <w:ilvl w:val="0"/>
-          <w:numId w:val="3"/>
-        </w:numPr>
-        <w:spacing w:after="60" w:line="288"/>
-        <w:jc w:val="both"/>
-      </w:pPr>
-      <w:r>
-        <w:rPr>
-          <w:rFonts w:ascii="Times New Roman" w:cs="Times New Roman" w:eastAsia="Times New Roman" w:hAnsi="Times New Roman"/>
-          <w:sz w:val="24"/>
-          <w:szCs w:val="24"/>
-        </w:rPr>
-        <w:t xml:space="preserve">Руководитель сверяет документы и формирует список допущенных; список утверждается приказом директора.</w:t>
-      </w:r>
-    </w:p>
-    <w:p>
-      <w:pPr>
-        <w:pStyle w:val="ListParagraph"/>
-        <w:numPr>
-          <w:ilvl w:val="0"/>
-          <w:numId w:val="3"/>
-        </w:numPr>
-        <w:spacing w:after="60" w:line="288"/>
-        <w:jc w:val="both"/>
-      </w:pPr>
-      <w:r>
-        <w:rPr>
-          <w:rFonts w:ascii="Times New Roman" w:cs="Times New Roman" w:eastAsia="Times New Roman" w:hAnsi="Times New Roman"/>
-          <w:sz w:val="24"/>
-          <w:szCs w:val="24"/>
-        </w:rPr>
-        <w:t xml:space="preserve">В день выезда медицинский работник проводит осмотр; допущенные участники подписывают инструктаж.</w:t>
-      </w:r>
-    </w:p>
-    <w:p>
-      <w:pPr>
-        <w:pStyle w:val="Heading2"/>
+        <w:spacing w:after="100" w:before="0" w:line="264"/>
+        <w:jc w:val="both"/>
+      </w:pPr>
+      <w:r>
+        <w:rPr>
+          <w:rFonts w:ascii="Times New Roman" w:cs="Times New Roman" w:eastAsia="Times New Roman" w:hAnsi="Times New Roman"/>
+          <w:sz w:val="24"/>
+          <w:szCs w:val="24"/>
+        </w:rPr>
+        <w:t xml:space="preserve">1. Родители проходят с ребёнком осмотр в поликлинике и получают справку формы № 086-У.</w:t>
+      </w:r>
+    </w:p>
+    <w:p>
+      <w:pPr>
+        <w:spacing w:after="100" w:before="0" w:line="264"/>
+        <w:jc w:val="both"/>
+      </w:pPr>
+      <w:r>
+        <w:rPr>
+          <w:rFonts w:ascii="Times New Roman" w:cs="Times New Roman" w:eastAsia="Times New Roman" w:hAnsi="Times New Roman"/>
+          <w:sz w:val="24"/>
+          <w:szCs w:val="24"/>
+        </w:rPr>
+        <w:t xml:space="preserve">2. До установленной даты передают справку, согласие, копию полиса ОМС и сведения о здоровье руководителю сборов.</w:t>
+      </w:r>
+    </w:p>
+    <w:p>
+      <w:pPr>
+        <w:spacing w:after="100" w:before="0" w:line="264"/>
+        <w:jc w:val="both"/>
+      </w:pPr>
+      <w:r>
+        <w:rPr>
+          <w:rFonts w:ascii="Times New Roman" w:cs="Times New Roman" w:eastAsia="Times New Roman" w:hAnsi="Times New Roman"/>
+          <w:sz w:val="24"/>
+          <w:szCs w:val="24"/>
+        </w:rPr>
+        <w:t xml:space="preserve">3. Руководитель сверяет документы и формирует список допущенных; список утверждается приказом директора.</w:t>
+      </w:r>
+    </w:p>
+    <w:p>
+      <w:pPr>
+        <w:spacing w:after="100" w:before="0" w:line="264"/>
+        <w:jc w:val="both"/>
+      </w:pPr>
+      <w:r>
+        <w:rPr>
+          <w:rFonts w:ascii="Times New Roman" w:cs="Times New Roman" w:eastAsia="Times New Roman" w:hAnsi="Times New Roman"/>
+          <w:sz w:val="24"/>
+          <w:szCs w:val="24"/>
+        </w:rPr>
+        <w:t xml:space="preserve">4. В день выезда медицинский работник проводит осмотр; допущенные участники подписывают инструктаж.</w:t>
+      </w:r>
+    </w:p>
+    <w:p>
+      <w:pPr>
         <w:keepNext/>
-        <w:spacing w:after="100" w:before="200"/>
-        <w:jc w:val="left"/>
+        <w:spacing w:after="120" w:before="240"/>
+        <w:jc w:val="center"/>
       </w:pPr>
       <w:r>
         <w:rPr>
@@ -928,8 +972,8 @@
     </w:p>
     <w:p>
       <w:pPr>
-        <w:spacing w:after="100" w:before="0" w:line="300"/>
-        <w:ind w:left="0" w:firstLine="567"/>
+        <w:spacing w:after="100" w:before="0" w:line="264"/>
+        <w:ind w:firstLine="567"/>
         <w:jc w:val="both"/>
       </w:pPr>
       <w:r>
@@ -942,20 +986,14 @@
       </w:r>
     </w:p>
     <w:sectPr>
-      <w:footerReference w:type="default" r:id="rId7"/>
-      <w:footerReference w:type="first" r:id="rId8"/>
+      <w:footerReference w:type="default" r:id="rId6"/>
       <w:pgSz w:w="11906" w:h="16838" w:orient="portrait"/>
       <w:pgMar w:top="1134" w:right="850" w:bottom="1134" w:left="1418" w:header="708" w:footer="500" w:gutter="0"/>
       <w:pgNumType/>
-      <w:titlePg w:val="false"/>
       <w:docGrid w:linePitch="360"/>
     </w:sectPr>
   </w:body>
 </w:document>
-</file>
-
-<file path=word/comments.xml><?xml version="1.0" encoding="utf-8"?>
-<w:comments xmlns:cx="http://schemas.microsoft.com/office/drawing/2014/chartex" xmlns:cx1="http://schemas.microsoft.com/office/drawing/2015/9/8/chartex" xmlns:cx2="http://schemas.microsoft.com/office/drawing/2015/10/21/chartex" xmlns:cx3="http://schemas.microsoft.com/office/drawing/2016/5/9/chartex" xmlns:cx4="http://schemas.microsoft.com/office/drawing/2016/5/10/chartex" xmlns:cx5="http://schemas.microsoft.com/office/drawing/2016/5/11/chartex" xmlns:cx6="http://schemas.microsoft.com/office/drawing/2016/5/12/chartex" xmlns:cx7="http://schemas.microsoft.com/office/drawing/2016/5/13/chartex" xmlns:cx8="http://schemas.microsoft.com/office/drawing/2016/5/14/chartex" xmlns:mc="http://schemas.openxmlformats.org/markup-compatibility/2006" xmlns:aink="http://schemas.microsoft.com/office/drawing/2016/ink" xmlns:am3d="http://schemas.microsoft.com/office/drawing/2017/model3d" xmlns:o="urn:schemas-microsoft-com:office:office" xmlns:r="http://schemas.openxmlformats.org/officeDocument/2006/relationships" xmlns:m="http://schemas.openxmlformats.org/officeDocument/2006/math" xmlns:v="urn:schemas-microsoft-com:vml" xmlns:wp14="http://schemas.microsoft.com/office/word/2010/wordprocessingDrawing" xmlns:wp="http://schemas.openxmlformats.org/drawingml/2006/wordprocessingDrawing" xmlns:w10="urn:schemas-microsoft-com:office:word" xmlns:w="http://schemas.openxmlformats.org/wordprocessingml/2006/main" xmlns:w14="http://schemas.microsoft.com/office/word/2010/wordml" xmlns:w15="http://schemas.microsoft.com/office/word/2012/wordml" xmlns:w16cex="http://schemas.microsoft.com/office/word/2018/wordml/cex" xmlns:w16cid="http://schemas.microsoft.com/office/word/2016/wordml/cid" xmlns:w16="http://schemas.microsoft.com/office/word/2018/wordml" xmlns:w16sdtdh="http://schemas.microsoft.com/office/word/2020/wordml/sdtdatahash" xmlns:w16se="http://schemas.microsoft.com/office/word/2015/wordml/symex" xmlns:wpg="http://schemas.microsoft.com/office/word/2010/wordprocessingGroup" xmlns:wpi="http://schemas.microsoft.com/office/word/2010/wordprocessingInk" xmlns:wne="http://schemas.microsoft.com/office/word/2006/wordml" xmlns:wps="http://schemas.microsoft.com/office/word/2010/wordprocessingShape"/>
 </file>
 
 <file path=word/endnotes.xml><?xml version="1.0" encoding="utf-8"?>
@@ -1011,7 +1049,7 @@
         <w:sz w:val="18"/>
         <w:szCs w:val="18"/>
       </w:rPr>
-      <w:t xml:space="preserve">Медицинские требования к сборам  ·  </w:t>
+      <w:t xml:space="preserve">Медицинские требования к сборам · 2026–2027 · Стр. </w:t>
     </w:r>
     <w:r>
       <w:rPr>
@@ -1020,7 +1058,6 @@
         <w:sz w:val="18"/>
         <w:szCs w:val="18"/>
       </w:rPr>
-      <w:t xml:space="preserve">Стр. </w:t>
       <w:fldChar w:fldCharType="begin"/>
       <w:instrText xml:space="preserve">PAGE</w:instrText>
       <w:fldChar w:fldCharType="separate"/>
@@ -1030,12 +1067,6 @@
 </w:ftr>
 </file>
 
-<file path=word/footer2.xml><?xml version="1.0" encoding="utf-8"?>
-<w:ftr xmlns:wpc="http://schemas.microsoft.com/office/word/2010/wordprocessingCanvas" xmlns:mc="http://schemas.openxmlformats.org/markup-compatibility/2006" xmlns:o="urn:schemas-microsoft-com:office:office" xmlns:r="http://schemas.openxmlformats.org/officeDocument/2006/relationships" xmlns:m="http://schemas.openxmlformats.org/officeDocument/2006/math" xmlns:v="urn:schemas-microsoft-com:vml" xmlns:wp14="http://schemas.microsoft.com/office/word/2010/wordprocessingDrawing" xmlns:wp="http://schemas.openxmlformats.org/drawingml/2006/wordprocessingDrawing" xmlns:w10="urn:schemas-microsoft-com:office:word" xmlns:w="http://schemas.openxmlformats.org/wordprocessingml/2006/main" xmlns:w14="http://schemas.microsoft.com/office/word/2010/wordml" xmlns:w15="http://schemas.microsoft.com/office/word/2012/wordml" xmlns:wpg="http://schemas.microsoft.com/office/word/2010/wordprocessingGroup" xmlns:wpi="http://schemas.microsoft.com/office/word/2010/wordprocessingInk" xmlns:wne="http://schemas.microsoft.com/office/word/2006/wordml" xmlns:wps="http://schemas.microsoft.com/office/word/2010/wordprocessingShape">
-  <w:p/>
-</w:ftr>
-</file>
-
 <file path=word/footnotes.xml><?xml version="1.0" encoding="utf-8"?>
 <w:footnotes xmlns:wpc="http://schemas.microsoft.com/office/word/2010/wordprocessingCanvas" xmlns:mc="http://schemas.openxmlformats.org/markup-compatibility/2006" xmlns:o="urn:schemas-microsoft-com:office:office" xmlns:r="http://schemas.openxmlformats.org/officeDocument/2006/relationships" xmlns:m="http://schemas.openxmlformats.org/officeDocument/2006/math" xmlns:v="urn:schemas-microsoft-com:vml" xmlns:wp14="http://schemas.microsoft.com/office/word/2010/wordprocessingDrawing" xmlns:wp="http://schemas.openxmlformats.org/drawingml/2006/wordprocessingDrawing" xmlns:w10="urn:schemas-microsoft-com:office:word" xmlns:w="http://schemas.openxmlformats.org/wordprocessingml/2006/main" xmlns:w14="http://schemas.microsoft.com/office/word/2010/wordml" xmlns:w15="http://schemas.microsoft.com/office/word/2012/wordml" xmlns:wpg="http://schemas.microsoft.com/office/word/2010/wordprocessingGroup" xmlns:wpi="http://schemas.microsoft.com/office/word/2010/wordprocessingInk" xmlns:wne="http://schemas.microsoft.com/office/word/2006/wordml" xmlns:wps="http://schemas.microsoft.com/office/word/2010/wordprocessingShape" mc:Ignorable="w14 w15 wp14">
   <w:footnote w:type="separator" w:id="-1">
@@ -1077,7 +1108,7 @@
 <w:numbering xmlns:wpc="http://schemas.microsoft.com/office/word/2010/wordprocessingCanvas" xmlns:mc="http://schemas.openxmlformats.org/markup-compatibility/2006" xmlns:o="urn:schemas-microsoft-com:office:office" xmlns:r="http://schemas.openxmlformats.org/officeDocument/2006/relationships" xmlns:m="http://schemas.openxmlformats.org/officeDocument/2006/math" xmlns:v="urn:schemas-microsoft-com:vml" xmlns:wp14="http://schemas.microsoft.com/office/word/2010/wordprocessingDrawing" xmlns:wp="http://schemas.openxmlformats.org/drawingml/2006/wordprocessingDrawing" xmlns:w10="urn:schemas-microsoft-com:office:word" xmlns:w="http://schemas.openxmlformats.org/wordprocessingml/2006/main" xmlns:w14="http://schemas.microsoft.com/office/word/2010/wordml" xmlns:w15="http://schemas.microsoft.com/office/word/2012/wordml" xmlns:wpg="http://schemas.microsoft.com/office/word/2010/wordprocessingGroup" xmlns:wpi="http://schemas.microsoft.com/office/word/2010/wordprocessingInk" xmlns:wne="http://schemas.microsoft.com/office/word/2006/wordml" xmlns:wps="http://schemas.microsoft.com/office/word/2010/wordprocessingShape" mc:Ignorable="w14 w15 wp14">
   <w:abstractNum w:abstractNumId="1" w15:restartNumberingAfterBreak="0">
     <w:multiLevelType w:val="hybridMultilevel"/>
-    <w:lvl w:ilvl="0" w15:tentative="1">
+    <w:lvl w:ilvl="0" w:tentative="1">
       <w:start w:val="1"/>
       <w:numFmt w:val="bullet"/>
       <w:lvlText w:val="●"/>
@@ -1086,7 +1117,7 @@
         <w:ind w:left="720" w:hanging="360"/>
       </w:pPr>
     </w:lvl>
-    <w:lvl w:ilvl="1" w15:tentative="1">
+    <w:lvl w:ilvl="1" w:tentative="1">
       <w:start w:val="1"/>
       <w:numFmt w:val="bullet"/>
       <w:lvlText w:val="○"/>
@@ -1095,7 +1126,7 @@
         <w:ind w:left="1440" w:hanging="360"/>
       </w:pPr>
     </w:lvl>
-    <w:lvl w:ilvl="2" w15:tentative="1">
+    <w:lvl w:ilvl="2" w:tentative="1">
       <w:start w:val="1"/>
       <w:numFmt w:val="bullet"/>
       <w:lvlText w:val="■"/>
@@ -1104,7 +1135,7 @@
         <w:ind w:left="2160" w:hanging="360"/>
       </w:pPr>
     </w:lvl>
-    <w:lvl w:ilvl="3" w15:tentative="1">
+    <w:lvl w:ilvl="3" w:tentative="1">
       <w:start w:val="1"/>
       <w:numFmt w:val="bullet"/>
       <w:lvlText w:val="●"/>
@@ -1113,7 +1144,7 @@
         <w:ind w:left="2880" w:hanging="360"/>
       </w:pPr>
     </w:lvl>
-    <w:lvl w:ilvl="4" w15:tentative="1">
+    <w:lvl w:ilvl="4" w:tentative="1">
       <w:start w:val="1"/>
       <w:numFmt w:val="bullet"/>
       <w:lvlText w:val="○"/>
@@ -1122,7 +1153,7 @@
         <w:ind w:left="3600" w:hanging="360"/>
       </w:pPr>
     </w:lvl>
-    <w:lvl w:ilvl="5" w15:tentative="1">
+    <w:lvl w:ilvl="5" w:tentative="1">
       <w:start w:val="1"/>
       <w:numFmt w:val="bullet"/>
       <w:lvlText w:val="■"/>
@@ -1131,7 +1162,7 @@
         <w:ind w:left="4320" w:hanging="360"/>
       </w:pPr>
     </w:lvl>
-    <w:lvl w:ilvl="6" w15:tentative="1">
+    <w:lvl w:ilvl="6" w:tentative="1">
       <w:start w:val="1"/>
       <w:numFmt w:val="bullet"/>
       <w:lvlText w:val="●"/>
@@ -1140,7 +1171,7 @@
         <w:ind w:left="5040" w:hanging="360"/>
       </w:pPr>
     </w:lvl>
-    <w:lvl w:ilvl="7" w15:tentative="1">
+    <w:lvl w:ilvl="7" w:tentative="1">
       <w:start w:val="1"/>
       <w:numFmt w:val="bullet"/>
       <w:lvlText w:val="●"/>
@@ -1149,7 +1180,7 @@
         <w:ind w:left="5760" w:hanging="360"/>
       </w:pPr>
     </w:lvl>
-    <w:lvl w:ilvl="8" w15:tentative="1">
+    <w:lvl w:ilvl="8" w:tentative="1">
       <w:start w:val="1"/>
       <w:numFmt w:val="bullet"/>
       <w:lvlText w:val="●"/>
@@ -1161,25 +1192,13 @@
   </w:abstractNum>
   <w:abstractNum w:abstractNumId="2" w15:restartNumberingAfterBreak="0">
     <w:multiLevelType w:val="hybridMultilevel"/>
-    <w:lvl w:ilvl="0" w15:tentative="1">
+    <w:lvl w:ilvl="0" w:tentative="1">
       <w:start w:val="1"/>
       <w:numFmt w:val="bullet"/>
       <w:lvlText w:val="•"/>
       <w:lvlJc w:val="left"/>
       <w:pPr>
-        <w:ind w:left="794" w:hanging="284"/>
-      </w:pPr>
-    </w:lvl>
-  </w:abstractNum>
-  <w:abstractNum w:abstractNumId="3" w15:restartNumberingAfterBreak="0">
-    <w:multiLevelType w:val="hybridMultilevel"/>
-    <w:lvl w:ilvl="0" w15:tentative="1">
-      <w:start w:val="1"/>
-      <w:numFmt w:val="decimal"/>
-      <w:lvlText w:val="%1."/>
-      <w:lvlJc w:val="left"/>
-      <w:pPr>
-        <w:ind w:left="794" w:hanging="340"/>
+        <w:ind w:left="850" w:hanging="283"/>
       </w:pPr>
     </w:lvl>
   </w:abstractNum>
@@ -1191,12 +1210,6 @@
   </w:num>
   <w:num w:numId="2">
     <w:abstractNumId w:val="2"/>
-    <w:lvlOverride w:ilvl="0">
-      <w:startOverride w:val="1"/>
-    </w:lvlOverride>
-  </w:num>
-  <w:num w:numId="3">
-    <w:abstractNumId w:val="3"/>
     <w:lvlOverride w:ilvl="0">
       <w:startOverride w:val="1"/>
     </w:lvlOverride>
@@ -1216,6 +1229,10 @@
     </w:rPrDefault>
     <w:pPrDefault/>
   </w:docDefaults>
+  <w:style w:type="paragraph" w:styleId="Normal" w:default="1">
+    <w:name w:val="Normal"/>
+    <w:qFormat/>
+  </w:style>
   <w:style w:type="paragraph" w:styleId="Title">
     <w:name w:val="Title"/>
     <w:basedOn w:val="Normal"/>
@@ -1387,58 +1404,295 @@
       <w:szCs w:val="20"/>
     </w:rPr>
   </w:style>
-  <w:style w:type="paragraph" w:styleId="Heading1">
-    <w:name w:val="Heading 1"/>
-    <w:basedOn w:val="Normal"/>
-    <w:next w:val="Normal"/>
-    <w:qFormat/>
-    <w:pPr>
-      <w:spacing w:after="160" w:before="240"/>
-      <w:outlineLvl w:val="0"/>
-    </w:pPr>
-    <w:rPr>
-      <w:rFonts w:ascii="Times New Roman" w:cs="Times New Roman" w:eastAsia="Times New Roman" w:hAnsi="Times New Roman"/>
-      <w:b/>
-      <w:bCs/>
-      <w:sz w:val="28"/>
-      <w:szCs w:val="28"/>
-    </w:rPr>
-  </w:style>
-  <w:style w:type="paragraph" w:styleId="Heading2">
-    <w:name w:val="Heading 2"/>
-    <w:basedOn w:val="Normal"/>
-    <w:next w:val="Normal"/>
-    <w:qFormat/>
-    <w:pPr>
-      <w:spacing w:after="100" w:before="200"/>
-      <w:outlineLvl w:val="1"/>
-    </w:pPr>
-    <w:rPr>
-      <w:rFonts w:ascii="Times New Roman" w:cs="Times New Roman" w:eastAsia="Times New Roman" w:hAnsi="Times New Roman"/>
-      <w:b/>
-      <w:bCs/>
-      <w:sz w:val="26"/>
-      <w:szCs w:val="26"/>
-    </w:rPr>
-  </w:style>
-  <w:style w:type="paragraph" w:styleId="Heading3">
-    <w:name w:val="Heading 3"/>
-    <w:basedOn w:val="Normal"/>
-    <w:next w:val="Normal"/>
-    <w:qFormat/>
-    <w:pPr>
-      <w:spacing w:after="80" w:before="140"/>
-      <w:outlineLvl w:val="2"/>
-    </w:pPr>
-    <w:rPr>
-      <w:rFonts w:ascii="Times New Roman" w:cs="Times New Roman" w:eastAsia="Times New Roman" w:hAnsi="Times New Roman"/>
-      <w:b/>
-      <w:bCs/>
-      <w:i/>
-      <w:iCs/>
-      <w:sz w:val="24"/>
-      <w:szCs w:val="24"/>
-    </w:rPr>
-  </w:style>
 </w:styles>
+</file>
+
+<file path=word/theme/theme1.xml><?xml version="1.0" encoding="utf-8"?>
+<a:theme xmlns:a="http://schemas.openxmlformats.org/drawingml/2006/main" name="Office Theme">
+  <a:themeElements>
+    <a:clrScheme name="Office">
+      <a:dk1>
+        <a:sysClr val="windowText" lastClr="000000"/>
+      </a:dk1>
+      <a:lt1>
+        <a:sysClr val="window" lastClr="FFFFFF"/>
+      </a:lt1>
+      <a:dk2>
+        <a:srgbClr val="44546A"/>
+      </a:dk2>
+      <a:lt2>
+        <a:srgbClr val="E7E6E6"/>
+      </a:lt2>
+      <a:accent1>
+        <a:srgbClr val="4472C4"/>
+      </a:accent1>
+      <a:accent2>
+        <a:srgbClr val="ED7D31"/>
+      </a:accent2>
+      <a:accent3>
+        <a:srgbClr val="A5A5A5"/>
+      </a:accent3>
+      <a:accent4>
+        <a:srgbClr val="FFC000"/>
+      </a:accent4>
+      <a:accent5>
+        <a:srgbClr val="5B9BD5"/>
+      </a:accent5>
+      <a:accent6>
+        <a:srgbClr val="70AD47"/>
+      </a:accent6>
+      <a:hlink>
+        <a:srgbClr val="0563C1"/>
+      </a:hlink>
+      <a:folHlink>
+        <a:srgbClr val="954F72"/>
+      </a:folHlink>
+    </a:clrScheme>
+    <a:fontScheme name="Office">
+      <a:majorFont>
+        <a:latin typeface="Calibri Light" panose="020F0302020204030204"/>
+        <a:ea typeface=""/>
+        <a:cs typeface=""/>
+        <a:font script="Jpan" typeface="游ゴシック Light"/>
+        <a:font script="Hang" typeface="맑은 고딕"/>
+        <a:font script="Hans" typeface="等线 Light"/>
+        <a:font script="Hant" typeface="新細明體"/>
+        <a:font script="Arab" typeface="Times New Roman"/>
+        <a:font script="Hebr" typeface="Times New Roman"/>
+        <a:font script="Thai" typeface="Angsana New"/>
+        <a:font script="Ethi" typeface="Nyala"/>
+        <a:font script="Beng" typeface="Vrinda"/>
+        <a:font script="Gujr" typeface="Shruti"/>
+        <a:font script="Khmr" typeface="MoolBoran"/>
+        <a:font script="Knda" typeface="Tunga"/>
+        <a:font script="Guru" typeface="Raavi"/>
+        <a:font script="Cans" typeface="Euphemia"/>
+        <a:font script="Cher" typeface="Plantagenet Cherokee"/>
+        <a:font script="Yiii" typeface="Microsoft Yi Baiti"/>
+        <a:font script="Tibt" typeface="Microsoft Himalaya"/>
+        <a:font script="Thaa" typeface="MV Boli"/>
+        <a:font script="Deva" typeface="Mangal"/>
+        <a:font script="Telu" typeface="Gautami"/>
+        <a:font script="Taml" typeface="Latha"/>
+        <a:font script="Syrc" typeface="Estrangelo Edessa"/>
+        <a:font script="Orya" typeface="Kalinga"/>
+        <a:font script="Mlym" typeface="Kartika"/>
+        <a:font script="Laoo" typeface="DokChampa"/>
+        <a:font script="Sinh" typeface="Iskoola Pota"/>
+        <a:font script="Mong" typeface="Mongolian Baiti"/>
+        <a:font script="Viet" typeface="Times New Roman"/>
+        <a:font script="Uigh" typeface="Microsoft Uighur"/>
+        <a:font script="Geor" typeface="Sylfaen"/>
+        <a:font script="Armn" typeface="Arial"/>
+        <a:font script="Bugi" typeface="Leelawadee UI"/>
+        <a:font script="Bopo" typeface="Microsoft JhengHei"/>
+        <a:font script="Java" typeface="Javanese Text"/>
+        <a:font script="Lisu" typeface="Segoe UI"/>
+        <a:font script="Mymr" typeface="Myanmar Text"/>
+        <a:font script="Nkoo" typeface="Ebrima"/>
+        <a:font script="Olck" typeface="Nirmala UI"/>
+        <a:font script="Osma" typeface="Ebrima"/>
+        <a:font script="Phag" typeface="Phagspa"/>
+        <a:font script="Syrn" typeface="Estrangelo Edessa"/>
+        <a:font script="Syrj" typeface="Estrangelo Edessa"/>
+        <a:font script="Syre" typeface="Estrangelo Edessa"/>
+        <a:font script="Sora" typeface="Nirmala UI"/>
+        <a:font script="Tale" typeface="Microsoft Tai Le"/>
+        <a:font script="Talu" typeface="Microsoft New Tai Lue"/>
+        <a:font script="Tfng" typeface="Ebrima"/>
+      </a:majorFont>
+      <a:minorFont>
+        <a:latin typeface="Calibri" panose="020F0502020204030204"/>
+        <a:ea typeface=""/>
+        <a:cs typeface=""/>
+        <a:font script="Jpan" typeface="游明朝"/>
+        <a:font script="Hang" typeface="맑은 고딕"/>
+        <a:font script="Hans" typeface="等线"/>
+        <a:font script="Hant" typeface="新細明體"/>
+        <a:font script="Arab" typeface="Arial"/>
+        <a:font script="Hebr" typeface="Arial"/>
+        <a:font script="Thai" typeface="Cordia New"/>
+        <a:font script="Ethi" typeface="Nyala"/>
+        <a:font script="Beng" typeface="Vrinda"/>
+        <a:font script="Gujr" typeface="Shruti"/>
+        <a:font script="Khmr" typeface="DaunPenh"/>
+        <a:font script="Knda" typeface="Tunga"/>
+        <a:font script="Guru" typeface="Raavi"/>
+        <a:font script="Cans" typeface="Euphemia"/>
+        <a:font script="Cher" typeface="Plantagenet Cherokee"/>
+        <a:font script="Yiii" typeface="Microsoft Yi Baiti"/>
+        <a:font script="Tibt" typeface="Microsoft Himalaya"/>
+        <a:font script="Thaa" typeface="MV Boli"/>
+        <a:font script="Deva" typeface="Mangal"/>
+        <a:font script="Telu" typeface="Gautami"/>
+        <a:font script="Taml" typeface="Latha"/>
+        <a:font script="Syrc" typeface="Estrangelo Edessa"/>
+        <a:font script="Orya" typeface="Kalinga"/>
+        <a:font script="Mlym" typeface="Kartika"/>
+        <a:font script="Laoo" typeface="DokChampa"/>
+        <a:font script="Sinh" typeface="Iskoola Pota"/>
+        <a:font script="Mong" typeface="Mongolian Baiti"/>
+        <a:font script="Viet" typeface="Arial"/>
+        <a:font script="Uigh" typeface="Microsoft Uighur"/>
+        <a:font script="Geor" typeface="Sylfaen"/>
+        <a:font script="Armn" typeface="Arial"/>
+        <a:font script="Bugi" typeface="Leelawadee UI"/>
+        <a:font script="Bopo" typeface="Microsoft JhengHei"/>
+        <a:font script="Java" typeface="Javanese Text"/>
+        <a:font script="Lisu" typeface="Segoe UI"/>
+        <a:font script="Mymr" typeface="Myanmar Text"/>
+        <a:font script="Nkoo" typeface="Ebrima"/>
+        <a:font script="Olck" typeface="Nirmala UI"/>
+        <a:font script="Osma" typeface="Ebrima"/>
+        <a:font script="Phag" typeface="Phagspa"/>
+        <a:font script="Syrn" typeface="Estrangelo Edessa"/>
+        <a:font script="Syrj" typeface="Estrangelo Edessa"/>
+        <a:font script="Syre" typeface="Estrangelo Edessa"/>
+        <a:font script="Sora" typeface="Nirmala UI"/>
+        <a:font script="Tale" typeface="Microsoft Tai Le"/>
+        <a:font script="Talu" typeface="Microsoft New Tai Lue"/>
+        <a:font script="Tfng" typeface="Ebrima"/>
+      </a:minorFont>
+    </a:fontScheme>
+    <a:fmtScheme name="Office">
+      <a:fillStyleLst>
+        <a:solidFill>
+          <a:schemeClr val="phClr"/>
+        </a:solidFill>
+        <a:gradFill rotWithShape="true">
+          <a:gsLst>
+            <a:gs pos="0">
+              <a:schemeClr val="phClr">
+                <a:lumMod val="110000"/>
+                <a:satMod val="105000"/>
+                <a:tint val="67000"/>
+              </a:schemeClr>
+            </a:gs>
+            <a:gs pos="50000">
+              <a:schemeClr val="phClr">
+                <a:lumMod val="105000"/>
+                <a:satMod val="103000"/>
+                <a:tint val="73000"/>
+              </a:schemeClr>
+            </a:gs>
+            <a:gs pos="100000">
+              <a:schemeClr val="phClr">
+                <a:lumMod val="105000"/>
+                <a:satMod val="109000"/>
+                <a:tint val="81000"/>
+              </a:schemeClr>
+            </a:gs>
+          </a:gsLst>
+          <a:lin ang="5400000" scaled="false"/>
+        </a:gradFill>
+        <a:gradFill rotWithShape="true">
+          <a:gsLst>
+            <a:gs pos="0">
+              <a:schemeClr val="phClr">
+                <a:satMod val="103000"/>
+                <a:lumMod val="102000"/>
+                <a:tint val="94000"/>
+              </a:schemeClr>
+            </a:gs>
+            <a:gs pos="50000">
+              <a:schemeClr val="phClr">
+                <a:satMod val="110000"/>
+                <a:lumMod val="100000"/>
+                <a:shade val="100000"/>
+              </a:schemeClr>
+            </a:gs>
+            <a:gs pos="100000">
+              <a:schemeClr val="phClr">
+                <a:lumMod val="99000"/>
+                <a:satMod val="120000"/>
+                <a:shade val="78000"/>
+              </a:schemeClr>
+            </a:gs>
+          </a:gsLst>
+          <a:lin ang="5400000" scaled="false"/>
+        </a:gradFill>
+      </a:fillStyleLst>
+      <a:lnStyleLst>
+        <a:ln w="6350" cap="flat" cmpd="sng" algn="ctr">
+          <a:solidFill>
+            <a:schemeClr val="phClr"/>
+          </a:solidFill>
+          <a:prstDash val="solid"/>
+          <a:miter lim="800000"/>
+        </a:ln>
+        <a:ln w="12700" cap="flat" cmpd="sng" algn="ctr">
+          <a:solidFill>
+            <a:schemeClr val="phClr"/>
+          </a:solidFill>
+          <a:prstDash val="solid"/>
+          <a:miter lim="800000"/>
+        </a:ln>
+        <a:ln w="19050" cap="flat" cmpd="sng" algn="ctr">
+          <a:solidFill>
+            <a:schemeClr val="phClr"/>
+          </a:solidFill>
+          <a:prstDash val="solid"/>
+          <a:miter lim="800000"/>
+        </a:ln>
+      </a:lnStyleLst>
+      <a:effectStyleLst>
+        <a:effectStyle>
+          <a:effectLst/>
+        </a:effectStyle>
+        <a:effectStyle>
+          <a:effectLst/>
+        </a:effectStyle>
+        <a:effectStyle>
+          <a:effectLst>
+            <a:outerShdw blurRad="57150" dist="19050" dir="5400000" algn="ctr" rotWithShape="false">
+              <a:srgbClr val="000000">
+                <a:alpha val="63000"/>
+              </a:srgbClr>
+            </a:outerShdw>
+          </a:effectLst>
+        </a:effectStyle>
+      </a:effectStyleLst>
+      <a:bgFillStyleLst>
+        <a:solidFill>
+          <a:schemeClr val="phClr"/>
+        </a:solidFill>
+        <a:solidFill>
+          <a:schemeClr val="phClr">
+            <a:tint val="95000"/>
+            <a:satMod val="170000"/>
+          </a:schemeClr>
+        </a:solidFill>
+        <a:gradFill rotWithShape="true">
+          <a:gsLst>
+            <a:gs pos="0">
+              <a:schemeClr val="phClr">
+                <a:tint val="93000"/>
+                <a:satMod val="150000"/>
+                <a:shade val="98000"/>
+                <a:lumMod val="102000"/>
+              </a:schemeClr>
+            </a:gs>
+            <a:gs pos="50000">
+              <a:schemeClr val="phClr">
+                <a:tint val="98000"/>
+                <a:satMod val="130000"/>
+                <a:shade val="90000"/>
+                <a:lumMod val="103000"/>
+              </a:schemeClr>
+            </a:gs>
+            <a:gs pos="100000">
+              <a:schemeClr val="phClr">
+                <a:shade val="63000"/>
+                <a:satMod val="120000"/>
+              </a:schemeClr>
+            </a:gs>
+          </a:gsLst>
+          <a:lin ang="5400000" scaled="false"/>
+        </a:gradFill>
+      </a:bgFillStyleLst>
+    </a:fmtScheme>
+  </a:themeElements>
+  <a:objectDefaults/>
+  <a:extraClrSchemeLst/>
+</a:theme>
 </file>